--- a/배차작업/배차생성/배차생성문의.docx
+++ b/배차작업/배차생성/배차생성문의.docx
@@ -238,9 +238,6 @@
     <w:p>
       <w:pPr>
         <w:ind w:left="400"/>
-        <w:rPr>
-          <w:rFonts w:hint="eastAsia"/>
-        </w:rPr>
       </w:pPr>
       <w:r>
         <w:rPr>
@@ -253,7 +250,7 @@
         <w:rPr>
           <w:rFonts w:hint="eastAsia"/>
         </w:rPr>
-        <w:t>배차표생성시</w:t>
+        <w:t>배차표</w:t>
       </w:r>
       <w:proofErr w:type="spellEnd"/>
       <w:r>
@@ -263,6 +260,24 @@
         <w:t xml:space="preserve"> </w:t>
       </w:r>
       <w:r>
+        <w:rPr>
+          <w:rFonts w:hint="eastAsia"/>
+        </w:rPr>
+        <w:t>생성</w:t>
+      </w:r>
+      <w:r>
+        <w:rPr>
+          <w:rFonts w:hint="eastAsia"/>
+        </w:rPr>
+        <w:t xml:space="preserve"> </w:t>
+      </w:r>
+      <w:r>
+        <w:rPr>
+          <w:rFonts w:hint="eastAsia"/>
+        </w:rPr>
+        <w:t xml:space="preserve">시 </w:t>
+      </w:r>
+      <w:r>
         <w:t>자동</w:t>
       </w:r>
       <w:r>
@@ -293,25 +308,16 @@
     <w:p>
       <w:pPr>
         <w:ind w:left="400"/>
-        <w:rPr>
-          <w:rFonts w:hint="eastAsia"/>
-        </w:rPr>
-      </w:pPr>
-    </w:p>
-    <w:p>
-      <w:pPr>
-        <w:ind w:left="400"/>
-        <w:rPr>
-          <w:rFonts w:hint="eastAsia"/>
-        </w:rPr>
-      </w:pPr>
-    </w:p>
-    <w:p>
-      <w:pPr>
-        <w:ind w:left="400"/>
-        <w:rPr>
-          <w:rFonts w:hint="eastAsia"/>
-        </w:rPr>
+      </w:pPr>
+    </w:p>
+    <w:p>
+      <w:pPr>
+        <w:ind w:left="400"/>
+      </w:pPr>
+    </w:p>
+    <w:p>
+      <w:pPr>
+        <w:ind w:left="400"/>
       </w:pPr>
       <w:r>
         <w:rPr>
@@ -324,7 +330,7 @@
         <w:rPr>
           <w:rFonts w:hint="eastAsia"/>
         </w:rPr>
-        <w:t>노선벌</w:t>
+        <w:t>노선별</w:t>
       </w:r>
       <w:proofErr w:type="spellEnd"/>
       <w:r>
@@ -337,17 +343,11 @@
     <w:p>
       <w:pPr>
         <w:ind w:left="400"/>
-        <w:rPr>
-          <w:rFonts w:hint="eastAsia"/>
-        </w:rPr>
-      </w:pPr>
-    </w:p>
-    <w:p>
-      <w:pPr>
-        <w:ind w:left="400"/>
-        <w:rPr>
-          <w:rFonts w:hint="eastAsia"/>
-        </w:rPr>
+      </w:pPr>
+    </w:p>
+    <w:p>
+      <w:pPr>
+        <w:ind w:left="400"/>
       </w:pPr>
     </w:p>
     <w:p>
